--- a/testakten/schwerbehindertenrecht-parkinson-merkzeichen-g-arnsberg/06_widerspruch_entwurf.docx
+++ b/testakten/schwerbehindertenrecht-parkinson-merkzeichen-g-arnsberg/06_widerspruch_entwurf.docx
@@ -70,7 +70,27 @@
         <w:t>Neurologischer Befund Dr. Behrends/Lee, Gehprotokoll Mai/Juni 2026, Arbeitgebernotiz, Stellungnahme der Tochter und gegebenenfalls sozialmedizinische Begutachtung mit Erfassung von On- und Off-Phasen.</w:t>
       </w:r>
     </w:p>
+    <w:p>
+      <w:pPr>
+        <w:pStyle w:val="Heading2"/>
+      </w:pPr>
+      <w:r>
+        <w:t>Konkrete Beweisantritte</w:t>
+      </w:r>
+    </w:p>
+    <w:p>
+      <w:r>
+        <w:t>Der Entwurf stellt die dokumentierten Strecken mit Datum, Zeit, Pausen, Medikamenteneinnahme und Zeugen dar. Die Apothekerin Sabine Schulte soll nur zum Sturz am 3. Juni und zur benötigten Hilfe benannt werden; die Tochter Jana kann das fortlaufende Tagebuch und mehrere Wege aus eigener Wahrnehmung erläutern.</w:t>
+      </w:r>
+    </w:p>
+    <w:p>
+      <w:r>
+        <w:t>Beantragt werden Akteneinsicht und erneute medizinische Bewertung unter Einbeziehung der Off-Phasen. Die Hochrechnung auf eine längere Wegstrecke wird als Rechenweg offengelegt, nicht als beobachtete Tatsache ausgegeben. Vor Versand fehlen noch die schriftliche Bestätigung der Apotheke und die Unterschrift unter die Schweigepflichtentbindung.</w:t>
+      </w:r>
+    </w:p>
     <w:sectPr>
+      <w:headerReference w:type="default" r:id="rId9"/>
+      <w:footerReference w:type="default" r:id="rId10"/>
       <w:pgSz w:w="11906" w:h="16838"/>
       <w:pgMar w:top="1417" w:right="1417" w:bottom="1417" w:left="1417" w:header="720" w:footer="720" w:gutter="0"/>
       <w:cols w:space="720"/>
@@ -78,6 +98,44 @@
     </w:sectPr>
   </w:body>
 </w:document>
+</file>
+
+<file path=word/footer1.xml><?xml version="1.0" encoding="utf-8"?>
+<w:ftr xmlns:m="http://schemas.openxmlformats.org/officeDocument/2006/math" xmlns:mc="http://schemas.openxmlformats.org/markup-compatibility/2006" xmlns:mo="http://schemas.microsoft.com/office/mac/office/2008/main" xmlns:mv="urn:schemas-microsoft-com:mac:vml" xmlns:o="urn:schemas-microsoft-com:office:office" xmlns:r="http://schemas.openxmlformats.org/officeDocument/2006/relationships" xmlns:v="urn:schemas-microsoft-com:vml" xmlns:w10="urn:schemas-microsoft-com:office:word" xmlns:w14="http://schemas.microsoft.com/office/word/2010/wordml" xmlns:w="http://schemas.openxmlformats.org/wordprocessingml/2006/main" xmlns:wne="http://schemas.microsoft.com/office/word/2006/wordml" xmlns:wp14="http://schemas.microsoft.com/office/word/2010/wordprocessingDrawing" xmlns:wp="http://schemas.openxmlformats.org/drawingml/2006/wordprocessingDrawing" xmlns:wpc="http://schemas.microsoft.com/office/word/2010/wordprocessingCanvas" xmlns:wpg="http://schemas.microsoft.com/office/word/2010/wordprocessingGroup" xmlns:wpi="http://schemas.microsoft.com/office/word/2010/wordprocessingInk" xmlns:wps="http://schemas.microsoft.com/office/word/2010/wordprocessingShape" mc:Ignorable="w14 wp14">
+  <w:p>
+    <w:pPr>
+      <w:pStyle w:val="Footer"/>
+      <w:jc w:val="center"/>
+    </w:pPr>
+    <w:r>
+      <w:rPr>
+        <w:rFonts w:ascii="Arial" w:hAnsi="Arial"/>
+        <w:color w:val="6E6E6E"/>
+        <w:sz w:val="16"/>
+      </w:rPr>
+      <w:t>Aktenstück 06_widerspruch_entwurf.docx · Arbeitsstand</w:t>
+    </w:r>
+  </w:p>
+</w:ftr>
+</file>
+
+<file path=word/header1.xml><?xml version="1.0" encoding="utf-8"?>
+<w:hdr xmlns:m="http://schemas.openxmlformats.org/officeDocument/2006/math" xmlns:mc="http://schemas.openxmlformats.org/markup-compatibility/2006" xmlns:mo="http://schemas.microsoft.com/office/mac/office/2008/main" xmlns:mv="urn:schemas-microsoft-com:mac:vml" xmlns:o="urn:schemas-microsoft-com:office:office" xmlns:r="http://schemas.openxmlformats.org/officeDocument/2006/relationships" xmlns:v="urn:schemas-microsoft-com:vml" xmlns:w10="urn:schemas-microsoft-com:office:word" xmlns:w14="http://schemas.microsoft.com/office/word/2010/wordml" xmlns:w="http://schemas.openxmlformats.org/wordprocessingml/2006/main" xmlns:wne="http://schemas.microsoft.com/office/word/2006/wordml" xmlns:wp14="http://schemas.microsoft.com/office/word/2010/wordprocessingDrawing" xmlns:wp="http://schemas.openxmlformats.org/drawingml/2006/wordprocessingDrawing" xmlns:wpc="http://schemas.microsoft.com/office/word/2010/wordprocessingCanvas" xmlns:wpg="http://schemas.microsoft.com/office/word/2010/wordprocessingGroup" xmlns:wpi="http://schemas.microsoft.com/office/word/2010/wordprocessingInk" xmlns:wps="http://schemas.microsoft.com/office/word/2010/wordprocessingShape" mc:Ignorable="w14 wp14">
+  <w:p>
+    <w:pPr>
+      <w:pStyle w:val="Header"/>
+      <w:jc w:val="right"/>
+    </w:pPr>
+    <w:r>
+      <w:rPr>
+        <w:rFonts w:ascii="Arial" w:hAnsi="Arial"/>
+        <w:color w:val="535E67"/>
+        <w:sz w:val="16"/>
+      </w:rPr>
+      <w:t>Widerspruch Rottmann · Entwurf 28. Juni 2026</w:t>
+    </w:r>
+  </w:p>
+</w:hdr>
 </file>
 
 <file path=word/numbering.xml><?xml version="1.0" encoding="utf-8"?>
@@ -443,9 +501,12 @@
     <w:name w:val="Normal"/>
     <w:qFormat/>
     <w:rsid w:val="00FC693F"/>
+    <w:pPr>
+      <w:spacing w:after="120"/>
+    </w:pPr>
     <w:rPr>
-      <w:rFonts w:ascii="Times New Roman" w:hAnsi="Times New Roman"/>
-      <w:sz w:val="22"/>
+      <w:rFonts w:ascii="Arial" w:hAnsi="Arial"/>
+      <w:sz w:val="21"/>
     </w:rPr>
   </w:style>
   <w:style w:type="paragraph" w:styleId="Header">
@@ -507,9 +568,10 @@
       <w:outlineLvl w:val="0"/>
     </w:pPr>
     <w:rPr>
-      <w:rFonts w:asciiTheme="majorHAnsi" w:eastAsiaTheme="majorEastAsia" w:hAnsiTheme="majorHAnsi" w:cstheme="majorBidi" w:ascii="Times New Roman" w:hAnsi="Times New Roman"/>
+      <w:rFonts w:asciiTheme="majorHAnsi" w:eastAsiaTheme="majorEastAsia" w:hAnsiTheme="majorHAnsi" w:cstheme="majorBidi" w:ascii="Arial" w:hAnsi="Arial"/>
       <w:b/>
       <w:bCs/>
+      <w:color w:val="24364B"/>
       <w:sz w:val="28"/>
       <w:szCs w:val="28"/>
     </w:rPr>
@@ -530,9 +592,10 @@
       <w:outlineLvl w:val="1"/>
     </w:pPr>
     <w:rPr>
-      <w:rFonts w:asciiTheme="majorHAnsi" w:eastAsiaTheme="majorEastAsia" w:hAnsiTheme="majorHAnsi" w:cstheme="majorBidi" w:ascii="Times New Roman" w:hAnsi="Times New Roman"/>
+      <w:rFonts w:asciiTheme="majorHAnsi" w:eastAsiaTheme="majorEastAsia" w:hAnsiTheme="majorHAnsi" w:cstheme="majorBidi" w:ascii="Arial" w:hAnsi="Arial"/>
       <w:b/>
       <w:bCs/>
+      <w:color w:val="24364B"/>
       <w:sz w:val="24"/>
       <w:szCs w:val="26"/>
     </w:rPr>
@@ -794,8 +857,8 @@
       <w:contextualSpacing/>
     </w:pPr>
     <w:rPr>
-      <w:rFonts w:asciiTheme="majorHAnsi" w:eastAsiaTheme="majorEastAsia" w:hAnsiTheme="majorHAnsi" w:cstheme="majorBidi"/>
-      <w:color w:val="17365D" w:themeColor="text2" w:themeShade="BF"/>
+      <w:rFonts w:asciiTheme="majorHAnsi" w:eastAsiaTheme="majorEastAsia" w:hAnsiTheme="majorHAnsi" w:cstheme="majorBidi" w:ascii="Arial" w:hAnsi="Arial"/>
+      <w:color w:val="24364B"/>
       <w:spacing w:val="5"/>
       <w:kern w:val="28"/>
       <w:sz w:val="52"/>
